--- a/Skinner Academic Curriculum Vitae.docx
+++ b/Skinner Academic Curriculum Vitae.docx
@@ -464,7 +464,7 @@
           <w:sz w:val="21"/>
           <w:szCs w:val="21"/>
         </w:rPr>
-        <w:t>6</w:t>
+        <w:t>7</w:t>
       </w:r>
     </w:p>
     <w:p>
@@ -932,7 +932,7 @@
           <w:sz w:val="21"/>
           <w:szCs w:val="21"/>
         </w:rPr>
-        <w:t xml:space="preserve"> Li, Meng</w:t>
+        <w:t xml:space="preserve"> Li, M</w:t>
       </w:r>
       <w:r>
         <w:rPr>
@@ -1019,6 +1019,105 @@
           <w:szCs w:val="21"/>
         </w:rPr>
         <w:t>ensemble learning.</w:t>
+      </w:r>
+    </w:p>
+    <w:p>
+      <w:pPr>
+        <w:rPr>
+          <w:rFonts w:ascii="Times New Roman" w:hAnsi="Times New Roman" w:cs="Times New Roman"/>
+          <w:sz w:val="21"/>
+          <w:szCs w:val="21"/>
+        </w:rPr>
+      </w:pPr>
+      <w:r>
+        <w:rPr>
+          <w:rFonts w:ascii="Times New Roman" w:hAnsi="Times New Roman" w:cs="Times New Roman"/>
+          <w:b/>
+          <w:bCs/>
+          <w:sz w:val="21"/>
+          <w:szCs w:val="21"/>
+        </w:rPr>
+        <w:t>Skinner, C,</w:t>
+      </w:r>
+      <w:r>
+        <w:rPr>
+          <w:rFonts w:ascii="Times New Roman" w:hAnsi="Times New Roman" w:cs="Times New Roman"/>
+          <w:sz w:val="21"/>
+          <w:szCs w:val="21"/>
+        </w:rPr>
+        <w:t xml:space="preserve"> </w:t>
+      </w:r>
+      <w:r>
+        <w:rPr>
+          <w:rFonts w:ascii="Times New Roman" w:hAnsi="Times New Roman" w:cs="Times New Roman"/>
+          <w:sz w:val="21"/>
+          <w:szCs w:val="21"/>
+        </w:rPr>
+        <w:t xml:space="preserve">Guo, Y. &amp; </w:t>
+      </w:r>
+      <w:r>
+        <w:rPr>
+          <w:rFonts w:ascii="Times New Roman" w:hAnsi="Times New Roman" w:cs="Times New Roman"/>
+          <w:sz w:val="21"/>
+          <w:szCs w:val="21"/>
+        </w:rPr>
+        <w:t>Li, M. "</w:t>
+      </w:r>
+      <w:r>
+        <w:rPr>
+          <w:rFonts w:ascii="Times New Roman" w:hAnsi="Times New Roman" w:cs="Times New Roman"/>
+          <w:sz w:val="21"/>
+          <w:szCs w:val="21"/>
+        </w:rPr>
+        <w:t>LLM Sparsity Prior for Robust Feature Selection</w:t>
+      </w:r>
+      <w:r>
+        <w:rPr>
+          <w:rFonts w:ascii="Times New Roman" w:hAnsi="Times New Roman" w:cs="Times New Roman"/>
+          <w:sz w:val="21"/>
+          <w:szCs w:val="21"/>
+        </w:rPr>
+        <w:t>"</w:t>
+      </w:r>
+    </w:p>
+    <w:p>
+      <w:pPr>
+        <w:pStyle w:val="ListParagraph"/>
+        <w:numPr>
+          <w:ilvl w:val="0"/>
+          <w:numId w:val="21"/>
+        </w:numPr>
+        <w:rPr>
+          <w:rFonts w:ascii="Times New Roman" w:hAnsi="Times New Roman" w:cs="Times New Roman"/>
+          <w:sz w:val="21"/>
+          <w:szCs w:val="21"/>
+        </w:rPr>
+      </w:pPr>
+      <w:r>
+        <w:rPr>
+          <w:rFonts w:ascii="Times New Roman" w:hAnsi="Times New Roman" w:cs="Times New Roman"/>
+          <w:sz w:val="21"/>
+          <w:szCs w:val="21"/>
+        </w:rPr>
+        <w:t xml:space="preserve">Introduces a </w:t>
+      </w:r>
+      <w:proofErr w:type="gramStart"/>
+      <w:r>
+        <w:rPr>
+          <w:rFonts w:ascii="Times New Roman" w:hAnsi="Times New Roman" w:cs="Times New Roman"/>
+          <w:sz w:val="21"/>
+          <w:szCs w:val="21"/>
+        </w:rPr>
+        <w:t>novel prior integrating feature importance weights</w:t>
+      </w:r>
+      <w:proofErr w:type="gramEnd"/>
+      <w:r>
+        <w:rPr>
+          <w:rFonts w:ascii="Times New Roman" w:hAnsi="Times New Roman" w:cs="Times New Roman"/>
+          <w:sz w:val="21"/>
+          <w:szCs w:val="21"/>
+        </w:rPr>
+        <w:t xml:space="preserve"> derived from large language models into classic Bayesian Variable Selection techniques like Spike-and-Slab and Spike-and-Slab Lasso.</w:t>
       </w:r>
     </w:p>
     <w:p>
@@ -1281,25 +1380,7 @@
           <w:sz w:val="21"/>
           <w:szCs w:val="21"/>
         </w:rPr>
-        <w:t xml:space="preserve">derivative of the </w:t>
-      </w:r>
-      <w:proofErr w:type="gramStart"/>
-      <w:r>
-        <w:rPr>
-          <w:rFonts w:ascii="Times New Roman" w:hAnsi="Times New Roman" w:cs="Times New Roman"/>
-          <w:sz w:val="21"/>
-          <w:szCs w:val="21"/>
-        </w:rPr>
-        <w:t>players’</w:t>
-      </w:r>
-      <w:proofErr w:type="gramEnd"/>
-      <w:r>
-        <w:rPr>
-          <w:rFonts w:ascii="Times New Roman" w:hAnsi="Times New Roman" w:cs="Times New Roman"/>
-          <w:sz w:val="21"/>
-          <w:szCs w:val="21"/>
-        </w:rPr>
-        <w:t xml:space="preserve"> smoothed point margin curve</w:t>
+        <w:t>derivative of the players’ smoothed point margin curve</w:t>
       </w:r>
       <w:r>
         <w:rPr>
@@ -2052,6 +2133,74 @@
           <w:bCs/>
           <w:color w:val="000000" w:themeColor="text1"/>
           <w:kern w:val="24"/>
+          <w:sz w:val="12"/>
+          <w:szCs w:val="12"/>
+        </w:rPr>
+      </w:pPr>
+    </w:p>
+    <w:p>
+      <w:pPr>
+        <w:pStyle w:val="NormalWeb"/>
+        <w:tabs>
+          <w:tab w:val="right" w:pos="9360"/>
+        </w:tabs>
+        <w:spacing w:before="0" w:beforeAutospacing="0" w:after="0" w:afterAutospacing="0"/>
+        <w:rPr>
+          <w:rFonts w:eastAsiaTheme="minorEastAsia"/>
+          <w:bCs/>
+          <w:color w:val="000000" w:themeColor="text1"/>
+          <w:kern w:val="24"/>
+          <w:sz w:val="12"/>
+          <w:szCs w:val="12"/>
+        </w:rPr>
+      </w:pPr>
+    </w:p>
+    <w:p>
+      <w:pPr>
+        <w:pStyle w:val="NormalWeb"/>
+        <w:tabs>
+          <w:tab w:val="right" w:pos="9360"/>
+        </w:tabs>
+        <w:spacing w:before="0" w:beforeAutospacing="0" w:after="0" w:afterAutospacing="0"/>
+        <w:rPr>
+          <w:rFonts w:eastAsiaTheme="minorEastAsia"/>
+          <w:bCs/>
+          <w:color w:val="000000" w:themeColor="text1"/>
+          <w:kern w:val="24"/>
+          <w:sz w:val="12"/>
+          <w:szCs w:val="12"/>
+        </w:rPr>
+      </w:pPr>
+    </w:p>
+    <w:p>
+      <w:pPr>
+        <w:pStyle w:val="NormalWeb"/>
+        <w:tabs>
+          <w:tab w:val="right" w:pos="9360"/>
+        </w:tabs>
+        <w:spacing w:before="0" w:beforeAutospacing="0" w:after="0" w:afterAutospacing="0"/>
+        <w:rPr>
+          <w:rFonts w:eastAsiaTheme="minorEastAsia"/>
+          <w:bCs/>
+          <w:color w:val="000000" w:themeColor="text1"/>
+          <w:kern w:val="24"/>
+          <w:sz w:val="12"/>
+          <w:szCs w:val="12"/>
+        </w:rPr>
+      </w:pPr>
+    </w:p>
+    <w:p>
+      <w:pPr>
+        <w:pStyle w:val="NormalWeb"/>
+        <w:tabs>
+          <w:tab w:val="right" w:pos="9360"/>
+        </w:tabs>
+        <w:spacing w:before="0" w:beforeAutospacing="0" w:after="0" w:afterAutospacing="0"/>
+        <w:rPr>
+          <w:rFonts w:eastAsiaTheme="minorEastAsia"/>
+          <w:bCs/>
+          <w:color w:val="000000" w:themeColor="text1"/>
+          <w:kern w:val="24"/>
           <w:sz w:val="21"/>
           <w:szCs w:val="21"/>
         </w:rPr>
@@ -2067,6 +2216,7 @@
           <w:sz w:val="21"/>
           <w:szCs w:val="21"/>
         </w:rPr>
+        <w:lastRenderedPageBreak/>
         <w:t>Sparse Trustworthy Variational Bayes</w:t>
       </w:r>
       <w:r>
@@ -2273,25 +2423,6 @@
         <w:rPr>
           <w:rFonts w:eastAsiaTheme="minorEastAsia"/>
           <w:bCs/>
-          <w:i/>
-          <w:iCs/>
-          <w:color w:val="000000" w:themeColor="text1"/>
-          <w:kern w:val="24"/>
-          <w:sz w:val="21"/>
-          <w:szCs w:val="21"/>
-        </w:rPr>
-      </w:pPr>
-    </w:p>
-    <w:p>
-      <w:pPr>
-        <w:pStyle w:val="NormalWeb"/>
-        <w:tabs>
-          <w:tab w:val="right" w:pos="9360"/>
-        </w:tabs>
-        <w:spacing w:before="0" w:beforeAutospacing="0" w:after="0" w:afterAutospacing="0"/>
-        <w:rPr>
-          <w:rFonts w:eastAsiaTheme="minorEastAsia"/>
-          <w:bCs/>
           <w:color w:val="000000" w:themeColor="text1"/>
           <w:kern w:val="24"/>
           <w:sz w:val="21"/>
@@ -2309,7 +2440,6 @@
           <w:sz w:val="21"/>
           <w:szCs w:val="21"/>
         </w:rPr>
-        <w:lastRenderedPageBreak/>
         <w:t>Model Averaged Doubly Robust Estimator</w:t>
       </w:r>
       <w:r>
@@ -2469,23 +2599,6 @@
         </w:rPr>
         <w:t>Develop a deep learning pipeline for identification and localization of brain aneurysms from three-dimensional brain scans. Pre-processed multi-modal scans and implemented a two-step 3-D Convolutional Neural Network with modern block architecture.</w:t>
       </w:r>
-    </w:p>
-    <w:p>
-      <w:pPr>
-        <w:pStyle w:val="NormalWeb"/>
-        <w:tabs>
-          <w:tab w:val="right" w:pos="9360"/>
-        </w:tabs>
-        <w:spacing w:before="0" w:beforeAutospacing="0" w:after="0" w:afterAutospacing="0"/>
-        <w:rPr>
-          <w:rFonts w:eastAsiaTheme="minorEastAsia"/>
-          <w:bCs/>
-          <w:color w:val="000000" w:themeColor="text1"/>
-          <w:kern w:val="24"/>
-          <w:sz w:val="21"/>
-          <w:szCs w:val="21"/>
-        </w:rPr>
-      </w:pPr>
     </w:p>
     <w:p>
       <w:pPr>
@@ -2655,6 +2768,164 @@
           <w:sz w:val="21"/>
           <w:szCs w:val="21"/>
         </w:rPr>
+        <w:t>Data to Knowledge Lab Mentor</w:t>
+      </w:r>
+      <w:r>
+        <w:rPr>
+          <w:rFonts w:ascii="Times New Roman" w:hAnsi="Times New Roman" w:cs="Times New Roman"/>
+          <w:b/>
+          <w:iCs/>
+          <w:sz w:val="21"/>
+          <w:szCs w:val="21"/>
+        </w:rPr>
+        <w:tab/>
+      </w:r>
+      <w:r>
+        <w:rPr>
+          <w:rFonts w:ascii="Times New Roman" w:hAnsi="Times New Roman" w:cs="Times New Roman"/>
+          <w:b/>
+          <w:iCs/>
+          <w:sz w:val="21"/>
+          <w:szCs w:val="21"/>
+        </w:rPr>
+        <w:tab/>
+      </w:r>
+      <w:r>
+        <w:rPr>
+          <w:rFonts w:ascii="Times New Roman" w:hAnsi="Times New Roman" w:cs="Times New Roman"/>
+          <w:b/>
+          <w:iCs/>
+          <w:sz w:val="21"/>
+          <w:szCs w:val="21"/>
+        </w:rPr>
+        <w:tab/>
+      </w:r>
+      <w:r>
+        <w:rPr>
+          <w:rFonts w:ascii="Times New Roman" w:hAnsi="Times New Roman" w:cs="Times New Roman"/>
+          <w:b/>
+          <w:iCs/>
+          <w:sz w:val="21"/>
+          <w:szCs w:val="21"/>
+        </w:rPr>
+        <w:tab/>
+      </w:r>
+      <w:r>
+        <w:rPr>
+          <w:rFonts w:ascii="Times New Roman" w:hAnsi="Times New Roman" w:cs="Times New Roman"/>
+          <w:b/>
+          <w:iCs/>
+          <w:sz w:val="21"/>
+          <w:szCs w:val="21"/>
+        </w:rPr>
+        <w:tab/>
+      </w:r>
+      <w:r>
+        <w:rPr>
+          <w:rFonts w:ascii="Times New Roman" w:hAnsi="Times New Roman" w:cs="Times New Roman"/>
+          <w:b/>
+          <w:iCs/>
+          <w:sz w:val="21"/>
+          <w:szCs w:val="21"/>
+        </w:rPr>
+        <w:tab/>
+      </w:r>
+      <w:r>
+        <w:rPr>
+          <w:rFonts w:ascii="Times New Roman" w:hAnsi="Times New Roman" w:cs="Times New Roman"/>
+          <w:b/>
+          <w:iCs/>
+          <w:sz w:val="21"/>
+          <w:szCs w:val="21"/>
+        </w:rPr>
+        <w:tab/>
+        <w:t xml:space="preserve">    </w:t>
+      </w:r>
+      <w:r>
+        <w:rPr>
+          <w:rFonts w:ascii="Times New Roman" w:hAnsi="Times New Roman" w:cs="Times New Roman"/>
+          <w:b/>
+          <w:iCs/>
+          <w:sz w:val="21"/>
+          <w:szCs w:val="21"/>
+        </w:rPr>
+        <w:tab/>
+        <w:t xml:space="preserve">       </w:t>
+      </w:r>
+      <w:r>
+        <w:rPr>
+          <w:rFonts w:ascii="Times New Roman" w:hAnsi="Times New Roman" w:cs="Times New Roman"/>
+          <w:sz w:val="21"/>
+          <w:szCs w:val="21"/>
+        </w:rPr>
+        <w:t>Spring 2026</w:t>
+      </w:r>
+    </w:p>
+    <w:p>
+      <w:pPr>
+        <w:pStyle w:val="ListParagraph"/>
+        <w:numPr>
+          <w:ilvl w:val="0"/>
+          <w:numId w:val="26"/>
+        </w:numPr>
+        <w:rPr>
+          <w:rFonts w:ascii="Times New Roman" w:hAnsi="Times New Roman" w:cs="Times New Roman"/>
+          <w:b/>
+          <w:iCs/>
+          <w:sz w:val="21"/>
+          <w:szCs w:val="21"/>
+        </w:rPr>
+      </w:pPr>
+      <w:r>
+        <w:rPr>
+          <w:rFonts w:ascii="Times New Roman" w:hAnsi="Times New Roman" w:cs="Times New Roman"/>
+          <w:bCs/>
+          <w:iCs/>
+          <w:sz w:val="21"/>
+          <w:szCs w:val="21"/>
+        </w:rPr>
+        <w:t xml:space="preserve">Mentored </w:t>
+      </w:r>
+      <w:r>
+        <w:rPr>
+          <w:rFonts w:ascii="Times New Roman" w:hAnsi="Times New Roman" w:cs="Times New Roman"/>
+          <w:bCs/>
+          <w:iCs/>
+          <w:sz w:val="21"/>
+          <w:szCs w:val="21"/>
+        </w:rPr>
+        <w:t>a team of six undergraduates twice a week in applying text clustering, statistical inference, and dashboard development to analyze work orders for a facilities management client.</w:t>
+      </w:r>
+    </w:p>
+    <w:p>
+      <w:pPr>
+        <w:rPr>
+          <w:rFonts w:ascii="Times New Roman" w:hAnsi="Times New Roman" w:cs="Times New Roman"/>
+          <w:b/>
+          <w:iCs/>
+          <w:sz w:val="12"/>
+          <w:szCs w:val="12"/>
+        </w:rPr>
+      </w:pPr>
+    </w:p>
+    <w:p>
+      <w:pPr>
+        <w:rPr>
+          <w:rFonts w:ascii="Times New Roman" w:hAnsi="Times New Roman" w:cs="Times New Roman"/>
+          <w:bCs/>
+          <w:iCs/>
+          <w:sz w:val="21"/>
+          <w:szCs w:val="21"/>
+        </w:rPr>
+      </w:pPr>
+      <w:r>
+        <w:rPr>
+          <w:rFonts w:ascii="Times New Roman" w:hAnsi="Times New Roman" w:cs="Times New Roman"/>
+          <w:bCs/>
+          <w:i/>
+          <w:sz w:val="21"/>
+          <w:szCs w:val="21"/>
+        </w:rPr>
         <w:t>Rice Teaching Assistant</w:t>
       </w:r>
       <w:r>
@@ -3400,16 +3671,7 @@
           <w:sz w:val="21"/>
           <w:szCs w:val="21"/>
         </w:rPr>
-        <w:t>for a meta-research study u</w:t>
-      </w:r>
-      <w:r>
-        <w:rPr>
-          <w:rFonts w:ascii="Times New Roman" w:hAnsi="Times New Roman" w:cs="Times New Roman"/>
-          <w:iCs/>
-          <w:sz w:val="21"/>
-          <w:szCs w:val="21"/>
-        </w:rPr>
-        <w:t xml:space="preserve">nder </w:t>
+        <w:t xml:space="preserve">for a meta-research study under </w:t>
       </w:r>
       <w:r>
         <w:rPr>
@@ -4172,8 +4434,7 @@
           <w:sz w:val="21"/>
           <w:szCs w:val="21"/>
         </w:rPr>
-        <w:tab/>
-        <w:t xml:space="preserve">            </w:t>
+        <w:t xml:space="preserve">    </w:t>
       </w:r>
       <w:r>
         <w:rPr>
@@ -4183,6 +4444,15 @@
           <w:szCs w:val="21"/>
         </w:rPr>
         <w:t>Fall 2025</w:t>
+      </w:r>
+      <w:r>
+        <w:rPr>
+          <w:rFonts w:ascii="Times New Roman" w:hAnsi="Times New Roman" w:cs="Times New Roman"/>
+          <w:iCs/>
+          <w:sz w:val="21"/>
+          <w:szCs w:val="21"/>
+        </w:rPr>
+        <w:t>, Spring 2026</w:t>
       </w:r>
     </w:p>
     <w:p>
@@ -4211,7 +4481,7 @@
           <w:sz w:val="21"/>
           <w:szCs w:val="21"/>
         </w:rPr>
-        <w:t>PhD Student Representative for Prospective Students</w:t>
+        <w:t>Prospective Student</w:t>
       </w:r>
       <w:r>
         <w:rPr>
@@ -4220,7 +4490,7 @@
           <w:sz w:val="21"/>
           <w:szCs w:val="21"/>
         </w:rPr>
-        <w:tab/>
+        <w:t xml:space="preserve"> Preview Day - PhD Coordinator</w:t>
       </w:r>
       <w:r>
         <w:rPr>
@@ -4266,6 +4536,15 @@
           <w:szCs w:val="21"/>
         </w:rPr>
         <w:tab/>
+      </w:r>
+      <w:r>
+        <w:rPr>
+          <w:rFonts w:ascii="Times New Roman" w:hAnsi="Times New Roman" w:cs="Times New Roman"/>
+          <w:i/>
+          <w:sz w:val="21"/>
+          <w:szCs w:val="21"/>
+        </w:rPr>
+        <w:tab/>
         <w:t xml:space="preserve">     </w:t>
       </w:r>
       <w:r>
@@ -4284,7 +4563,7 @@
           <w:sz w:val="21"/>
           <w:szCs w:val="21"/>
         </w:rPr>
-        <w:t>4</w:t>
+        <w:t>6</w:t>
       </w:r>
     </w:p>
     <w:p>
@@ -4301,6 +4580,7 @@
       <w:pPr>
         <w:rPr>
           <w:rFonts w:ascii="Times New Roman" w:hAnsi="Times New Roman" w:cs="Times New Roman"/>
+          <w:iCs/>
           <w:sz w:val="21"/>
           <w:szCs w:val="21"/>
         </w:rPr>
@@ -4312,7 +4592,7 @@
           <w:sz w:val="21"/>
           <w:szCs w:val="21"/>
         </w:rPr>
-        <w:t>STARS Book Club Reading Buddy – Crestview Elementary</w:t>
+        <w:t xml:space="preserve">Prospective Student Preview Day - PhD </w:t>
       </w:r>
       <w:r>
         <w:rPr>
@@ -4321,338 +4601,80 @@
           <w:sz w:val="21"/>
           <w:szCs w:val="21"/>
         </w:rPr>
-        <w:t xml:space="preserve">, </w:t>
-      </w:r>
-      <w:r>
-        <w:rPr>
-          <w:rFonts w:ascii="Times New Roman" w:hAnsi="Times New Roman" w:cs="Times New Roman"/>
-          <w:sz w:val="21"/>
-          <w:szCs w:val="21"/>
-        </w:rPr>
-        <w:t>Waco, TX</w:t>
-      </w:r>
-      <w:r>
-        <w:rPr>
-          <w:rFonts w:ascii="Times New Roman" w:hAnsi="Times New Roman" w:cs="Times New Roman"/>
-          <w:sz w:val="21"/>
-          <w:szCs w:val="21"/>
-        </w:rPr>
-        <w:tab/>
-        <w:t xml:space="preserve">  </w:t>
-      </w:r>
-      <w:r>
-        <w:rPr>
-          <w:rFonts w:ascii="Times New Roman" w:hAnsi="Times New Roman" w:cs="Times New Roman"/>
-          <w:sz w:val="21"/>
-          <w:szCs w:val="21"/>
-        </w:rPr>
-        <w:t xml:space="preserve">          </w:t>
-      </w:r>
-      <w:r>
-        <w:rPr>
-          <w:rFonts w:ascii="Times New Roman" w:hAnsi="Times New Roman" w:cs="Times New Roman"/>
-          <w:sz w:val="21"/>
-          <w:szCs w:val="21"/>
-        </w:rPr>
-        <w:t xml:space="preserve"> August</w:t>
-      </w:r>
-      <w:r>
-        <w:rPr>
-          <w:rFonts w:ascii="Times New Roman" w:hAnsi="Times New Roman" w:cs="Times New Roman"/>
-          <w:sz w:val="21"/>
-          <w:szCs w:val="21"/>
-        </w:rPr>
-        <w:t xml:space="preserve"> 20</w:t>
-      </w:r>
-      <w:r>
-        <w:rPr>
-          <w:rFonts w:ascii="Times New Roman" w:hAnsi="Times New Roman" w:cs="Times New Roman"/>
-          <w:sz w:val="21"/>
-          <w:szCs w:val="21"/>
-        </w:rPr>
-        <w:t>21</w:t>
-      </w:r>
-      <w:r>
-        <w:rPr>
-          <w:rFonts w:ascii="Times New Roman" w:hAnsi="Times New Roman" w:cs="Times New Roman"/>
-          <w:sz w:val="21"/>
-          <w:szCs w:val="21"/>
-        </w:rPr>
-        <w:t xml:space="preserve"> </w:t>
-      </w:r>
-      <w:r>
-        <w:rPr>
-          <w:rFonts w:ascii="Times New Roman" w:eastAsiaTheme="minorEastAsia" w:hAnsi="Times New Roman" w:cs="Times New Roman"/>
-          <w:color w:val="000000" w:themeColor="text1"/>
-          <w:kern w:val="24"/>
-          <w:sz w:val="21"/>
-          <w:szCs w:val="21"/>
-        </w:rPr>
-        <w:t xml:space="preserve">– </w:t>
-      </w:r>
-      <w:r>
-        <w:rPr>
-          <w:rFonts w:ascii="Times New Roman" w:hAnsi="Times New Roman" w:cs="Times New Roman"/>
-          <w:sz w:val="21"/>
-          <w:szCs w:val="21"/>
-        </w:rPr>
-        <w:t>May</w:t>
-      </w:r>
-      <w:r>
-        <w:rPr>
-          <w:rFonts w:ascii="Times New Roman" w:hAnsi="Times New Roman" w:cs="Times New Roman"/>
-          <w:sz w:val="21"/>
-          <w:szCs w:val="21"/>
-        </w:rPr>
-        <w:t xml:space="preserve"> 20</w:t>
-      </w:r>
-      <w:r>
-        <w:rPr>
-          <w:rFonts w:ascii="Times New Roman" w:hAnsi="Times New Roman" w:cs="Times New Roman"/>
-          <w:sz w:val="21"/>
-          <w:szCs w:val="21"/>
-        </w:rPr>
-        <w:t>2</w:t>
-      </w:r>
-      <w:r>
-        <w:rPr>
-          <w:rFonts w:ascii="Times New Roman" w:hAnsi="Times New Roman" w:cs="Times New Roman"/>
-          <w:sz w:val="21"/>
-          <w:szCs w:val="21"/>
-        </w:rPr>
-        <w:t>3</w:t>
-      </w:r>
-    </w:p>
-    <w:p>
-      <w:pPr>
-        <w:pStyle w:val="ListParagraph"/>
-        <w:numPr>
-          <w:ilvl w:val="0"/>
-          <w:numId w:val="17"/>
-        </w:numPr>
+        <w:t>Representative</w:t>
+      </w:r>
+      <w:r>
         <w:rPr>
           <w:rFonts w:ascii="Times New Roman" w:hAnsi="Times New Roman" w:cs="Times New Roman"/>
           <w:i/>
           <w:sz w:val="21"/>
           <w:szCs w:val="21"/>
         </w:rPr>
-      </w:pPr>
-      <w:r>
-        <w:rPr>
-          <w:rFonts w:ascii="Times New Roman" w:hAnsi="Times New Roman" w:cs="Times New Roman"/>
-          <w:sz w:val="21"/>
-          <w:szCs w:val="21"/>
-        </w:rPr>
-        <w:t>Mentored 4</w:t>
-      </w:r>
-      <w:r>
-        <w:rPr>
-          <w:rFonts w:ascii="Times New Roman" w:hAnsi="Times New Roman" w:cs="Times New Roman"/>
-          <w:sz w:val="21"/>
-          <w:szCs w:val="21"/>
-          <w:vertAlign w:val="superscript"/>
-        </w:rPr>
-        <w:t>th</w:t>
-      </w:r>
-      <w:r>
-        <w:rPr>
-          <w:rFonts w:ascii="Times New Roman" w:hAnsi="Times New Roman" w:cs="Times New Roman"/>
-          <w:sz w:val="21"/>
-          <w:szCs w:val="21"/>
-        </w:rPr>
-        <w:t>-5</w:t>
-      </w:r>
-      <w:r>
-        <w:rPr>
-          <w:rFonts w:ascii="Times New Roman" w:hAnsi="Times New Roman" w:cs="Times New Roman"/>
-          <w:sz w:val="21"/>
-          <w:szCs w:val="21"/>
-          <w:vertAlign w:val="superscript"/>
-        </w:rPr>
-        <w:t>th</w:t>
-      </w:r>
-      <w:r>
-        <w:rPr>
-          <w:rFonts w:ascii="Times New Roman" w:hAnsi="Times New Roman" w:cs="Times New Roman"/>
-          <w:sz w:val="21"/>
-          <w:szCs w:val="21"/>
-        </w:rPr>
-        <w:t xml:space="preserve"> grade students</w:t>
-      </w:r>
-      <w:r>
-        <w:rPr>
-          <w:rFonts w:ascii="Times New Roman" w:hAnsi="Times New Roman" w:cs="Times New Roman"/>
-          <w:sz w:val="21"/>
-          <w:szCs w:val="21"/>
-        </w:rPr>
-        <w:t xml:space="preserve"> </w:t>
-      </w:r>
-      <w:r>
-        <w:rPr>
-          <w:rFonts w:ascii="Times New Roman" w:hAnsi="Times New Roman" w:cs="Times New Roman"/>
-          <w:sz w:val="21"/>
-          <w:szCs w:val="21"/>
-        </w:rPr>
-        <w:t>weekl</w:t>
-      </w:r>
-      <w:r>
-        <w:rPr>
-          <w:rFonts w:ascii="Times New Roman" w:hAnsi="Times New Roman" w:cs="Times New Roman"/>
-          <w:sz w:val="21"/>
-          <w:szCs w:val="21"/>
-        </w:rPr>
-        <w:t>y</w:t>
-      </w:r>
-      <w:r>
-        <w:rPr>
-          <w:rFonts w:ascii="Times New Roman" w:hAnsi="Times New Roman" w:cs="Times New Roman"/>
-          <w:sz w:val="21"/>
-          <w:szCs w:val="21"/>
-        </w:rPr>
-        <w:t>, improving their reading skills and fostering friendships.</w:t>
-      </w:r>
-    </w:p>
-    <w:p>
-      <w:pPr>
+        <w:tab/>
+      </w:r>
+      <w:r>
         <w:rPr>
           <w:rFonts w:ascii="Times New Roman" w:hAnsi="Times New Roman" w:cs="Times New Roman"/>
           <w:i/>
-          <w:sz w:val="12"/>
-          <w:szCs w:val="12"/>
-        </w:rPr>
-      </w:pPr>
-    </w:p>
-    <w:p>
-      <w:pPr>
-        <w:rPr>
-          <w:rFonts w:ascii="Times New Roman" w:hAnsi="Times New Roman" w:cs="Times New Roman"/>
-          <w:sz w:val="21"/>
-          <w:szCs w:val="21"/>
-        </w:rPr>
-      </w:pPr>
+          <w:sz w:val="21"/>
+          <w:szCs w:val="21"/>
+        </w:rPr>
+        <w:tab/>
+      </w:r>
       <w:r>
         <w:rPr>
           <w:rFonts w:ascii="Times New Roman" w:hAnsi="Times New Roman" w:cs="Times New Roman"/>
           <w:i/>
+          <w:sz w:val="21"/>
+          <w:szCs w:val="21"/>
+        </w:rPr>
+        <w:tab/>
+      </w:r>
+      <w:r>
+        <w:rPr>
+          <w:rFonts w:ascii="Times New Roman" w:hAnsi="Times New Roman" w:cs="Times New Roman"/>
+          <w:i/>
+          <w:sz w:val="21"/>
+          <w:szCs w:val="21"/>
+        </w:rPr>
+        <w:tab/>
+      </w:r>
+      <w:r>
+        <w:rPr>
+          <w:rFonts w:ascii="Times New Roman" w:hAnsi="Times New Roman" w:cs="Times New Roman"/>
+          <w:i/>
+          <w:sz w:val="21"/>
+          <w:szCs w:val="21"/>
+        </w:rPr>
+        <w:tab/>
+      </w:r>
+      <w:r>
+        <w:rPr>
+          <w:rFonts w:ascii="Times New Roman" w:hAnsi="Times New Roman" w:cs="Times New Roman"/>
+          <w:i/>
+          <w:sz w:val="21"/>
+          <w:szCs w:val="21"/>
+        </w:rPr>
+        <w:tab/>
+        <w:t xml:space="preserve">     </w:t>
+      </w:r>
+      <w:r>
+        <w:rPr>
+          <w:rFonts w:ascii="Times New Roman" w:hAnsi="Times New Roman" w:cs="Times New Roman"/>
           <w:iCs/>
           <w:sz w:val="21"/>
           <w:szCs w:val="21"/>
         </w:rPr>
-        <w:t>Assistant Tennis Coach at Live Oak High School</w:t>
-      </w:r>
-      <w:r>
-        <w:rPr>
-          <w:rFonts w:ascii="Times New Roman" w:hAnsi="Times New Roman" w:cs="Times New Roman"/>
-          <w:i/>
+        <w:t>202</w:t>
+      </w:r>
+      <w:r>
+        <w:rPr>
+          <w:rFonts w:ascii="Times New Roman" w:hAnsi="Times New Roman" w:cs="Times New Roman"/>
           <w:iCs/>
           <w:sz w:val="21"/>
           <w:szCs w:val="21"/>
         </w:rPr>
-        <w:t xml:space="preserve">, </w:t>
-      </w:r>
-      <w:r>
-        <w:rPr>
-          <w:rFonts w:ascii="Times New Roman" w:hAnsi="Times New Roman" w:cs="Times New Roman"/>
-          <w:sz w:val="21"/>
-          <w:szCs w:val="21"/>
-        </w:rPr>
-        <w:t>Waco, TX</w:t>
-      </w:r>
-      <w:r>
-        <w:rPr>
-          <w:rFonts w:ascii="Times New Roman" w:hAnsi="Times New Roman" w:cs="Times New Roman"/>
-          <w:sz w:val="21"/>
-          <w:szCs w:val="21"/>
-        </w:rPr>
-        <w:tab/>
-      </w:r>
-      <w:r>
-        <w:rPr>
-          <w:rFonts w:ascii="Times New Roman" w:hAnsi="Times New Roman" w:cs="Times New Roman"/>
-          <w:sz w:val="21"/>
-          <w:szCs w:val="21"/>
-        </w:rPr>
-        <w:tab/>
-      </w:r>
-      <w:r>
-        <w:rPr>
-          <w:rFonts w:ascii="Times New Roman" w:hAnsi="Times New Roman" w:cs="Times New Roman"/>
-          <w:sz w:val="21"/>
-          <w:szCs w:val="21"/>
-        </w:rPr>
-        <w:t xml:space="preserve">           January</w:t>
-      </w:r>
-      <w:r>
-        <w:rPr>
-          <w:rFonts w:ascii="Times New Roman" w:hAnsi="Times New Roman" w:cs="Times New Roman"/>
-          <w:sz w:val="21"/>
-          <w:szCs w:val="21"/>
-        </w:rPr>
-        <w:t xml:space="preserve"> 2022 </w:t>
-      </w:r>
-      <w:r>
-        <w:rPr>
-          <w:rFonts w:ascii="Times New Roman" w:eastAsiaTheme="minorEastAsia" w:hAnsi="Times New Roman" w:cs="Times New Roman"/>
-          <w:color w:val="000000" w:themeColor="text1"/>
-          <w:kern w:val="24"/>
-          <w:sz w:val="21"/>
-          <w:szCs w:val="21"/>
-        </w:rPr>
-        <w:t>–</w:t>
-      </w:r>
-      <w:r>
-        <w:rPr>
-          <w:rFonts w:ascii="Times New Roman" w:hAnsi="Times New Roman" w:cs="Times New Roman"/>
-          <w:sz w:val="21"/>
-          <w:szCs w:val="21"/>
-        </w:rPr>
-        <w:t xml:space="preserve"> </w:t>
-      </w:r>
-      <w:r>
-        <w:rPr>
-          <w:rFonts w:ascii="Times New Roman" w:hAnsi="Times New Roman" w:cs="Times New Roman"/>
-          <w:sz w:val="21"/>
-          <w:szCs w:val="21"/>
-        </w:rPr>
-        <w:t>April 2022</w:t>
-      </w:r>
-    </w:p>
-    <w:p>
-      <w:pPr>
-        <w:pStyle w:val="ListParagraph"/>
-        <w:numPr>
-          <w:ilvl w:val="0"/>
-          <w:numId w:val="16"/>
-        </w:numPr>
-        <w:rPr>
-          <w:rFonts w:ascii="Times New Roman" w:hAnsi="Times New Roman" w:cs="Times New Roman"/>
-          <w:sz w:val="21"/>
-          <w:szCs w:val="21"/>
-        </w:rPr>
-      </w:pPr>
-      <w:r>
-        <w:rPr>
-          <w:rFonts w:ascii="Times New Roman" w:hAnsi="Times New Roman" w:cs="Times New Roman"/>
-          <w:sz w:val="21"/>
-          <w:szCs w:val="21"/>
-        </w:rPr>
-        <w:t xml:space="preserve">Led weekly practices for </w:t>
-      </w:r>
-      <w:r>
-        <w:rPr>
-          <w:rFonts w:ascii="Times New Roman" w:hAnsi="Times New Roman" w:cs="Times New Roman"/>
-          <w:sz w:val="21"/>
-          <w:szCs w:val="21"/>
-        </w:rPr>
-        <w:t>15 high school students</w:t>
-      </w:r>
-      <w:r>
-        <w:rPr>
-          <w:rFonts w:ascii="Times New Roman" w:hAnsi="Times New Roman" w:cs="Times New Roman"/>
-          <w:sz w:val="21"/>
-          <w:szCs w:val="21"/>
-        </w:rPr>
-        <w:t>, focusing on form correction and individual instruction.</w:t>
+        <w:t>5</w:t>
       </w:r>
     </w:p>
     <w:p>
@@ -4816,15 +4838,6 @@
         </w:rPr>
         <w:t>2023</w:t>
       </w:r>
-    </w:p>
-    <w:p>
-      <w:pPr>
-        <w:rPr>
-          <w:rFonts w:ascii="Times New Roman" w:hAnsi="Times New Roman" w:cs="Times New Roman"/>
-          <w:sz w:val="21"/>
-          <w:szCs w:val="21"/>
-        </w:rPr>
-      </w:pPr>
     </w:p>
     <w:sectPr>
       <w:footerReference w:type="even" r:id="rId13"/>
@@ -9437,12 +9450,9 @@
 </file>
 
 <file path=customXml/item1.xml><?xml version="1.0" encoding="utf-8"?>
-<?mso-contentType ?>
-<FormTemplates xmlns="http://schemas.microsoft.com/sharepoint/v3/contenttype/forms">
-  <Display>DocumentLibraryForm</Display>
-  <Edit>DocumentLibraryForm</Edit>
-  <New>DocumentLibraryForm</New>
-</FormTemplates>
+<p:properties xmlns:p="http://schemas.microsoft.com/office/2006/metadata/properties" xmlns:xsi="http://www.w3.org/2001/XMLSchema-instance" xmlns:pc="http://schemas.microsoft.com/office/infopath/2007/PartnerControls">
+  <documentManagement/>
+</p:properties>
 </file>
 
 <file path=customXml/item2.xml><?xml version="1.0" encoding="utf-8"?>
@@ -9450,9 +9460,12 @@
 </file>
 
 <file path=customXml/item3.xml><?xml version="1.0" encoding="utf-8"?>
-<p:properties xmlns:p="http://schemas.microsoft.com/office/2006/metadata/properties" xmlns:xsi="http://www.w3.org/2001/XMLSchema-instance" xmlns:pc="http://schemas.microsoft.com/office/infopath/2007/PartnerControls">
-  <documentManagement/>
-</p:properties>
+<?mso-contentType ?>
+<FormTemplates xmlns="http://schemas.microsoft.com/sharepoint/v3/contenttype/forms">
+  <Display>DocumentLibraryForm</Display>
+  <Edit>DocumentLibraryForm</Edit>
+  <New>DocumentLibraryForm</New>
+</FormTemplates>
 </file>
 
 <file path=customXml/item4.xml><?xml version="1.0" encoding="utf-8"?>
@@ -9641,9 +9654,10 @@
 </file>
 
 <file path=customXml/itemProps1.xml><?xml version="1.0" encoding="utf-8"?>
-<ds:datastoreItem xmlns:ds="http://schemas.openxmlformats.org/officeDocument/2006/customXml" ds:itemID="{129672C9-B2EA-4B39-9E58-F7CA483A85F2}">
+<ds:datastoreItem xmlns:ds="http://schemas.openxmlformats.org/officeDocument/2006/customXml" ds:itemID="{1EFD0BAF-D183-4181-A4E5-509230897BF6}">
   <ds:schemaRefs>
-    <ds:schemaRef ds:uri="http://schemas.microsoft.com/sharepoint/v3/contenttype/forms"/>
+    <ds:schemaRef ds:uri="http://schemas.microsoft.com/office/2006/metadata/properties"/>
+    <ds:schemaRef ds:uri="http://schemas.microsoft.com/office/infopath/2007/PartnerControls"/>
   </ds:schemaRefs>
 </ds:datastoreItem>
 </file>
@@ -9657,10 +9671,9 @@
 </file>
 
 <file path=customXml/itemProps3.xml><?xml version="1.0" encoding="utf-8"?>
-<ds:datastoreItem xmlns:ds="http://schemas.openxmlformats.org/officeDocument/2006/customXml" ds:itemID="{1EFD0BAF-D183-4181-A4E5-509230897BF6}">
+<ds:datastoreItem xmlns:ds="http://schemas.openxmlformats.org/officeDocument/2006/customXml" ds:itemID="{129672C9-B2EA-4B39-9E58-F7CA483A85F2}">
   <ds:schemaRefs>
-    <ds:schemaRef ds:uri="http://schemas.microsoft.com/office/2006/metadata/properties"/>
-    <ds:schemaRef ds:uri="http://schemas.microsoft.com/office/infopath/2007/PartnerControls"/>
+    <ds:schemaRef ds:uri="http://schemas.microsoft.com/sharepoint/v3/contenttype/forms"/>
   </ds:schemaRefs>
 </ds:datastoreItem>
 </file>
